--- a/documents/D9_Renonciation_avocat.docx
+++ b/documents/D9_Renonciation_avocat.docx
@@ -1336,7 +1336,7 @@
                 <w:sz w:val="17"/>
                 <w:szCs w:val="17"/>
               </w:rPr>
-              <w:t xml:space="preserve">  Avocat choisi : injoignable ou absent après 15 minutes</w:t>
+              <w:t xml:space="preserve">  Avocat choisi, puis commis d'office : aucun arrivé après 25 minutes (carence constatée par l'OPJ)</w:t>
             </w:r>
           </w:p>
         </w:tc>
@@ -1796,7 +1796,7 @@
                 <w:sz w:val="17"/>
                 <w:szCs w:val="17"/>
               </w:rPr>
-              <w:t xml:space="preserve">  L'interrogatoire est alors suspendu jusqu'à l'arrivée de l'avocat</w:t>
+              <w:t xml:space="preserve">  Dans les 25 minutes, l'interrogatoire est suspendu jusqu'à l'arrivée de l'avocat ; après, la révocation ne suspend pas l'interrogatoire en cours (Art. 60, al. 5)</w:t>
             </w:r>
           </w:p>
         </w:tc>
@@ -1925,7 +1925,7 @@
                 <w:sz w:val="16"/>
                 <w:szCs w:val="16"/>
               </w:rPr>
-              <w:t xml:space="preserve">Un interrogatoire mené en l'absence de l'avocat demandé, sans renonciation expresse, est nul (Code III, Art. 43, al. 5).</w:t>
+              <w:t xml:space="preserve">Un interrogatoire mené en l'absence de l'avocat demandé, sans renonciation expresse ni carence constatée, est nul (Code III, Art. 43, al. 5).</w:t>
             </w:r>
           </w:p>
         </w:tc>

--- a/documents/D9_Renonciation_avocat.docx
+++ b/documents/D9_Renonciation_avocat.docx
@@ -52,7 +52,7 @@
                 <w:sz w:val="24"/>
                 <w:szCs w:val="24"/>
               </w:rPr>
-              <w:t xml:space="preserve">ROYAUME DE BELGIQUE</w:t>
+              <w:t xml:space="preserve">BruxellesLife</w:t>
             </w:r>
           </w:p>
           <w:p>
@@ -2218,7 +2218,7 @@
         <w:sz w:val="14"/>
         <w:szCs w:val="14"/>
       </w:rPr>
-      <w:t xml:space="preserve">Modèle D9 – Renonciation à l'avocat · Royaume de Belgique – Ville de Bruxelles</w:t>
+      <w:t xml:space="preserve">Modèle D9 – Renonciation à l'avocat · BruxellesLife – Ville de Bruxelles</w:t>
     </w:r>
     <w:r>
       <w:rPr>
